--- a/Project-Document/دراسات خارجية/Similar_systems_v1.1.docx
+++ b/Project-Document/دراسات خارجية/Similar_systems_v1.1.docx
@@ -263,14 +263,25 @@
                 <w:lang w:bidi="ar-SY"/>
               </w:rPr>
             </w:pPr>
-            <w:r>
-              <w:rPr>
-                <w:rFonts w:asciiTheme="majorBidi" w:hAnsiTheme="majorBidi" w:cstheme="majorBidi"/>
-                <w:sz w:val="20"/>
-                <w:szCs w:val="20"/>
-                <w:lang w:bidi="ar-SY"/>
-              </w:rPr>
-              <w:t>TraffiStar SR390</w:t>
+            <w:proofErr w:type="spellStart"/>
+            <w:r>
+              <w:rPr>
+                <w:rFonts w:asciiTheme="majorBidi" w:hAnsiTheme="majorBidi" w:cstheme="majorBidi"/>
+                <w:sz w:val="20"/>
+                <w:szCs w:val="20"/>
+                <w:lang w:bidi="ar-SY"/>
+              </w:rPr>
+              <w:t>TraffiStar</w:t>
+            </w:r>
+            <w:proofErr w:type="spellEnd"/>
+            <w:r>
+              <w:rPr>
+                <w:rFonts w:asciiTheme="majorBidi" w:hAnsiTheme="majorBidi" w:cstheme="majorBidi"/>
+                <w:sz w:val="20"/>
+                <w:szCs w:val="20"/>
+                <w:lang w:bidi="ar-SY"/>
+              </w:rPr>
+              <w:t xml:space="preserve"> SR390</w:t>
             </w:r>
           </w:p>
           <w:p>
@@ -286,6 +297,7 @@
                 <w:lang w:bidi="ar-SY"/>
               </w:rPr>
             </w:pPr>
+            <w:proofErr w:type="gramStart"/>
             <w:r>
               <w:rPr>
                 <w:rFonts w:asciiTheme="majorBidi" w:hAnsiTheme="majorBidi" w:cstheme="majorBidi"/>
@@ -303,6 +315,7 @@
               </w:rPr>
               <w:t>ألمانيا</w:t>
             </w:r>
+            <w:proofErr w:type="gramEnd"/>
             <w:r>
               <w:rPr>
                 <w:rFonts w:asciiTheme="majorBidi" w:hAnsiTheme="majorBidi" w:cstheme="majorBidi"/>
@@ -357,6 +370,7 @@
                 <w:lang w:bidi="ar-SY"/>
               </w:rPr>
             </w:pPr>
+            <w:proofErr w:type="gramStart"/>
             <w:r>
               <w:rPr>
                 <w:rFonts w:asciiTheme="majorBidi" w:hAnsiTheme="majorBidi" w:cstheme="majorBidi"/>
@@ -374,6 +388,7 @@
               </w:rPr>
               <w:t>إيطاليا</w:t>
             </w:r>
+            <w:proofErr w:type="gramEnd"/>
             <w:r>
               <w:rPr>
                 <w:rFonts w:asciiTheme="majorBidi" w:hAnsiTheme="majorBidi" w:cstheme="majorBidi"/>
@@ -428,6 +443,7 @@
                 <w:lang w:bidi="ar-SY"/>
               </w:rPr>
             </w:pPr>
+            <w:proofErr w:type="gramStart"/>
             <w:r>
               <w:rPr>
                 <w:rFonts w:asciiTheme="majorBidi" w:hAnsiTheme="majorBidi" w:cstheme="majorBidi"/>
@@ -443,7 +459,17 @@
                 <w:szCs w:val="20"/>
                 <w:rtl/>
               </w:rPr>
-              <w:t xml:space="preserve">الولايات </w:t>
+              <w:t>الولايات</w:t>
+            </w:r>
+            <w:proofErr w:type="gramEnd"/>
+            <w:r>
+              <w:rPr>
+                <w:rFonts w:asciiTheme="majorBidi" w:hAnsiTheme="majorBidi" w:cstheme="majorBidi"/>
+                <w:sz w:val="20"/>
+                <w:szCs w:val="20"/>
+                <w:rtl/>
+              </w:rPr>
+              <w:t xml:space="preserve"> </w:t>
             </w:r>
             <w:r>
               <w:rPr>
@@ -508,6 +534,7 @@
                 <w:lang w:bidi="ar-SY"/>
               </w:rPr>
             </w:pPr>
+            <w:proofErr w:type="gramStart"/>
             <w:r>
               <w:rPr>
                 <w:rFonts w:asciiTheme="majorBidi" w:hAnsiTheme="majorBidi" w:cstheme="majorBidi"/>
@@ -525,6 +552,7 @@
               </w:rPr>
               <w:t>أستراليا</w:t>
             </w:r>
+            <w:proofErr w:type="gramEnd"/>
             <w:r>
               <w:rPr>
                 <w:rFonts w:asciiTheme="majorBidi" w:hAnsiTheme="majorBidi" w:cstheme="majorBidi"/>
@@ -556,14 +584,25 @@
                 <w:lang w:bidi="ar-SY"/>
               </w:rPr>
             </w:pPr>
-            <w:r>
-              <w:rPr>
-                <w:rFonts w:asciiTheme="majorBidi" w:hAnsiTheme="majorBidi" w:cstheme="majorBidi"/>
-                <w:sz w:val="20"/>
-                <w:szCs w:val="20"/>
-                <w:lang w:bidi="ar-SY"/>
-              </w:rPr>
-              <w:t>Gatso RT4</w:t>
+            <w:proofErr w:type="spellStart"/>
+            <w:r>
+              <w:rPr>
+                <w:rFonts w:asciiTheme="majorBidi" w:hAnsiTheme="majorBidi" w:cstheme="majorBidi"/>
+                <w:sz w:val="20"/>
+                <w:szCs w:val="20"/>
+                <w:lang w:bidi="ar-SY"/>
+              </w:rPr>
+              <w:t>Gatso</w:t>
+            </w:r>
+            <w:proofErr w:type="spellEnd"/>
+            <w:r>
+              <w:rPr>
+                <w:rFonts w:asciiTheme="majorBidi" w:hAnsiTheme="majorBidi" w:cstheme="majorBidi"/>
+                <w:sz w:val="20"/>
+                <w:szCs w:val="20"/>
+                <w:lang w:bidi="ar-SY"/>
+              </w:rPr>
+              <w:t xml:space="preserve"> RT4</w:t>
             </w:r>
           </w:p>
           <w:p>
@@ -579,6 +618,7 @@
                 <w:lang w:bidi="ar-SY"/>
               </w:rPr>
             </w:pPr>
+            <w:proofErr w:type="gramStart"/>
             <w:r>
               <w:rPr>
                 <w:rFonts w:asciiTheme="majorBidi" w:hAnsiTheme="majorBidi" w:cstheme="majorBidi"/>
@@ -596,6 +636,7 @@
               </w:rPr>
               <w:t>هولندا</w:t>
             </w:r>
+            <w:proofErr w:type="gramEnd"/>
             <w:r>
               <w:rPr>
                 <w:rFonts w:asciiTheme="majorBidi" w:hAnsiTheme="majorBidi" w:cstheme="majorBidi"/>
@@ -650,6 +691,7 @@
                 <w:lang w:bidi="ar-SY"/>
               </w:rPr>
             </w:pPr>
+            <w:proofErr w:type="gramStart"/>
             <w:r>
               <w:rPr>
                 <w:rFonts w:asciiTheme="majorBidi" w:hAnsiTheme="majorBidi" w:cstheme="majorBidi"/>
@@ -667,6 +709,7 @@
               </w:rPr>
               <w:t>النرويج</w:t>
             </w:r>
+            <w:proofErr w:type="gramEnd"/>
             <w:r>
               <w:rPr>
                 <w:rFonts w:asciiTheme="majorBidi" w:hAnsiTheme="majorBidi" w:cstheme="majorBidi"/>
@@ -680,6 +723,7 @@
         <w:tc>
           <w:tcPr>
             <w:tcW w:w="1070" w:type="dxa"/>
+            <w:shd w:val="clear" w:color="auto" w:fill="FFF2CC" w:themeFill="accent4" w:themeFillTint="33"/>
           </w:tcPr>
           <w:p>
             <w:pPr>
@@ -702,7 +746,7 @@
                 <w:szCs w:val="20"/>
                 <w:rtl/>
               </w:rPr>
-              <w:t>نظامنا</w:t>
+              <w:t>رقيب</w:t>
             </w:r>
           </w:p>
           <w:p>
@@ -2969,12 +3013,12 @@
                 <w:rFonts w:ascii="Segoe UI Symbol" w:hAnsi="Segoe UI Symbol" w:cs="Segoe UI Symbol"/>
                 <w:b/>
                 <w:bCs/>
-                <w:color w:val="EE0000"/>
-                <w:sz w:val="20"/>
-                <w:szCs w:val="20"/>
-                <w:lang w:bidi="ar-SY"/>
-              </w:rPr>
-              <w:t>✗</w:t>
+                <w:color w:val="00B050"/>
+                <w:sz w:val="20"/>
+                <w:szCs w:val="20"/>
+                <w:lang w:bidi="ar-SY"/>
+              </w:rPr>
+              <w:t>✓</w:t>
             </w:r>
           </w:p>
         </w:tc>
